--- a/_implementation-notes/evening-series/FotH Evening Session 3 Leader Notes DRAFT v1.docx
+++ b/_implementation-notes/evening-series/FotH Evening Session 3 Leader Notes DRAFT v1.docx
@@ -654,7 +654,7 @@
         <w:ind w:left="216"/>
       </w:pPr>
       <w:r>
-        <w:t>3. Send: families stay together; back in the main room at 5:14.</w:t>
+        <w:t>3. Send: families stay together; back in the main room at 8:20.</w:t>
       </w:r>
     </w:p>
     <w:p>
@@ -806,7 +806,7 @@
         <w:ind w:left="216"/>
       </w:pPr>
       <w:r>
-        <w:t>1. Reconvene; the room's texture will be different than at 4:38 — honor it, do not break it with energy.</w:t>
+        <w:t>1. Reconvene; the room's texture will be different than at 7:40 — honor it, do not break it with energy.</w:t>
       </w:r>
     </w:p>
     <w:p>

--- a/_implementation-notes/evening-series/FotH Evening Session 3 Leader Notes DRAFT v1.docx
+++ b/_implementation-notes/evening-series/FotH Evening Session 3 Leader Notes DRAFT v1.docx
@@ -669,7 +669,7 @@
         <w:t>CUES:</w:t>
       </w:r>
       <w:r>
-        <w:t xml:space="preserve"> Teen storytelling cards (H3.2) go home today for Week 4. Ten or fewer — stay one circle; the arranged parent tells after the Companion.</w:t>
+        <w:t xml:space="preserve"> Teen storytelling cards (H3.2) go home today for Week 4. Ten or fewer — stay one circle; the arranged telling order holds.</w:t>
       </w:r>
     </w:p>
     <w:p>
@@ -718,7 +718,7 @@
         <w:ind w:left="216"/>
       </w:pPr>
       <w:r>
-        <w:t>1. In each pair: the Companion tells first, then the arranged parent, then the remaining parents. 5–7 minutes per story, 10 seconds of silence, 1–2 minute blessing round.</w:t>
+        <w:t>1. In each pair: the telling order is arranged beforehand — Companion-first stays available as a depth-setting lever when a pair needs it. 5–7 minutes per story, 10 seconds of silence, 1–2 minute blessing round.</w:t>
       </w:r>
     </w:p>
     <w:p>

--- a/_implementation-notes/evening-series/FotH Evening Session 3 Leader Notes DRAFT v1.docx
+++ b/_implementation-notes/evening-series/FotH Evening Session 3 Leader Notes DRAFT v1.docx
@@ -4,7 +4,7 @@
   <w:body>
     <w:p>
       <w:pPr>
-        <w:spacing w:after="40"/>
+        <w:spacing w:before="0" w:after="40"/>
       </w:pPr>
       <w:r>
         <w:rPr>
@@ -18,22 +18,92 @@
     </w:p>
     <w:p>
       <w:pPr>
-        <w:spacing w:after="160"/>
+        <w:spacing w:before="0" w:after="80"/>
       </w:pPr>
       <w:r>
         <w:rPr>
-          <w:i/>
           <w:color w:val="595959"/>
           <w:sz w:val="18"/>
         </w:rPr>
-        <w:t>FotH Evening · the speaker notes, in hand — so the leading pair reads the room, not the screen. Same content as the deck notes; the slides carry the room, these notes carry you. Practice the session together beforehand.</w:t>
+        <w:t>FotH Evening · the speaker notes, in hand — so the leading pair reads the room, not the screen. The big number on each block is the number in the corner of the screen; the colour is whose block it is. Built from the deck's own notes, so the two always agree.</w:t>
+      </w:r>
+    </w:p>
+    <w:p>
+      <w:pPr>
+        <w:spacing w:before="0" w:after="200"/>
+      </w:pPr>
+      <w:r>
+        <w:rPr>
+          <w:b/>
+          <w:color w:val="1F4E79"/>
+          <w:sz w:val="18"/>
+          <w:shd w:val="clear" w:color="auto" w:fill="DEEAF6"/>
+        </w:rPr>
+        <w:t xml:space="preserve"> ▌ CONTAINER HOLDER </w:t>
+      </w:r>
+      <w:r>
+        <w:rPr>
+          <w:sz w:val="18"/>
+        </w:rPr>
+        <w:t xml:space="preserve">   </w:t>
+      </w:r>
+      <w:r>
+        <w:rPr>
+          <w:b/>
+          <w:color w:val="B45309"/>
+          <w:sz w:val="18"/>
+          <w:shd w:val="clear" w:color="auto" w:fill="FCE9D6"/>
+        </w:rPr>
+        <w:t xml:space="preserve"> ‖ CONTENT PRESENTER </w:t>
+      </w:r>
+      <w:r>
+        <w:rPr>
+          <w:sz w:val="18"/>
+        </w:rPr>
+        <w:t xml:space="preserve">   </w:t>
+      </w:r>
+      <w:r>
+        <w:rPr>
+          <w:b/>
+          <w:color w:val="6B3FA0"/>
+          <w:sz w:val="18"/>
+          <w:shd w:val="clear" w:color="auto" w:fill="ECE3F5"/>
+        </w:rPr>
+        <w:t xml:space="preserve"> ▐ BOTH LEADERS </w:t>
+      </w:r>
+      <w:r>
+        <w:rPr>
+          <w:sz w:val="18"/>
+        </w:rPr>
+        <w:t xml:space="preserve">   </w:t>
+      </w:r>
+      <w:r>
+        <w:rPr>
+          <w:i/>
+          <w:color w:val="7F7F7F"/>
+          <w:sz w:val="16"/>
+        </w:rPr>
+        <w:t>Bar styles differ too, so the roles still read in black and white.</w:t>
       </w:r>
     </w:p>
     <w:p>
       <w:pPr>
         <w:keepNext/>
-        <w:spacing w:before="160" w:after="20"/>
+        <w:pBdr>
+          <w:left w:val="dotted" w:sz="24" w:space="8" w:color="8C8C8C"/>
+        </w:pBdr>
+        <w:shd w:val="clear" w:color="auto" w:fill="F0F0F0"/>
+        <w:spacing w:before="160" w:after="40"/>
       </w:pPr>
+      <w:r>
+        <w:rPr>
+          <w:rFonts w:ascii="Cambria" w:hAnsi="Cambria"/>
+          <w:b/>
+          <w:color w:val="8C8C8C"/>
+          <w:sz w:val="24"/>
+        </w:rPr>
+        <w:t>Title</w:t>
+      </w:r>
       <w:r>
         <w:rPr>
           <w:rFonts w:ascii="Cambria" w:hAnsi="Cambria"/>
@@ -41,13 +111,32 @@
           <w:color w:val="2C5F2D"/>
           <w:sz w:val="24"/>
         </w:rPr>
-        <w:t>Slide 1 — Fellowship of the Heart</w:t>
+        <w:t xml:space="preserve">   Fellowship of the Heart</w:t>
+      </w:r>
+      <w:r>
+        <w:rPr>
+          <w:b/>
+          <w:color w:val="8C8C8C"/>
+          <w:sz w:val="17"/>
+        </w:rPr>
+        <w:t xml:space="preserve">    ON SCREEN</w:t>
+      </w:r>
+      <w:r>
+        <w:rPr>
+          <w:b w:val="0"/>
+          <w:color w:val="7F7F7F"/>
+          <w:sz w:val="16"/>
+        </w:rPr>
+        <w:t xml:space="preserve">   · slide 1 of 16</w:t>
       </w:r>
     </w:p>
     <w:p>
       <w:pPr>
         <w:keepNext/>
-        <w:spacing w:after="40"/>
+        <w:pBdr>
+          <w:left w:val="dotted" w:sz="24" w:space="8" w:color="8C8C8C"/>
+        </w:pBdr>
+        <w:spacing w:before="0" w:after="60"/>
       </w:pPr>
       <w:r>
         <w:rPr>
@@ -60,7 +149,10 @@
     </w:p>
     <w:p>
       <w:pPr>
-        <w:ind w:left="216"/>
+        <w:pBdr>
+          <w:left w:val="dotted" w:sz="24" w:space="8" w:color="8C8C8C"/>
+        </w:pBdr>
+        <w:spacing w:before="0" w:after="60"/>
       </w:pPr>
       <w:r>
         <w:t>On screen as the room assembles on night one. All Scripture ESV; the plans carry the scripts; these slides carry the room — and these notes carry you.</w:t>
@@ -69,8 +161,21 @@
     <w:p>
       <w:pPr>
         <w:keepNext/>
-        <w:spacing w:before="160" w:after="20"/>
+        <w:pBdr>
+          <w:left w:val="dotted" w:sz="24" w:space="8" w:color="8C8C8C"/>
+        </w:pBdr>
+        <w:shd w:val="clear" w:color="auto" w:fill="F0F0F0"/>
+        <w:spacing w:before="160" w:after="40"/>
       </w:pPr>
+      <w:r>
+        <w:rPr>
+          <w:rFonts w:ascii="Cambria" w:hAnsi="Cambria"/>
+          <w:b/>
+          <w:color w:val="8C8C8C"/>
+          <w:sz w:val="30"/>
+        </w:rPr>
+        <w:t>37</w:t>
+      </w:r>
       <w:r>
         <w:rPr>
           <w:rFonts w:ascii="Cambria" w:hAnsi="Cambria"/>
@@ -78,13 +183,32 @@
           <w:color w:val="2C5F2D"/>
           <w:sz w:val="24"/>
         </w:rPr>
-        <w:t>Slide 2 — SESSION 3</w:t>
+        <w:t xml:space="preserve">   SESSION 3</w:t>
+      </w:r>
+      <w:r>
+        <w:rPr>
+          <w:b/>
+          <w:color w:val="8C8C8C"/>
+          <w:sz w:val="17"/>
+        </w:rPr>
+        <w:t xml:space="preserve">    ON SCREEN</w:t>
+      </w:r>
+      <w:r>
+        <w:rPr>
+          <w:b w:val="0"/>
+          <w:color w:val="7F7F7F"/>
+          <w:sz w:val="16"/>
+        </w:rPr>
+        <w:t xml:space="preserve">   · slide 2 of 16</w:t>
       </w:r>
     </w:p>
     <w:p>
       <w:pPr>
         <w:keepNext/>
-        <w:spacing w:after="40"/>
+        <w:pBdr>
+          <w:left w:val="dotted" w:sz="24" w:space="8" w:color="8C8C8C"/>
+        </w:pBdr>
+        <w:spacing w:before="0" w:after="60"/>
       </w:pPr>
       <w:r>
         <w:rPr>
@@ -97,7 +221,10 @@
     </w:p>
     <w:p>
       <w:pPr>
-        <w:ind w:left="216"/>
+        <w:pBdr>
+          <w:left w:val="dotted" w:sz="24" w:space="8" w:color="8C8C8C"/>
+        </w:pBdr>
+        <w:spacing w:before="0" w:after="60"/>
       </w:pPr>
       <w:r>
         <w:t>On screen through dinner and as the circle forms. Greet at the door — the slide holds the room.</w:t>
@@ -106,8 +233,21 @@
     <w:p>
       <w:pPr>
         <w:keepNext/>
-        <w:spacing w:before="160" w:after="20"/>
+        <w:pBdr>
+          <w:left w:val="single" w:sz="24" w:space="8" w:color="1F4E79"/>
+        </w:pBdr>
+        <w:shd w:val="clear" w:color="auto" w:fill="DEEAF6"/>
+        <w:spacing w:before="160" w:after="40"/>
       </w:pPr>
+      <w:r>
+        <w:rPr>
+          <w:rFonts w:ascii="Cambria" w:hAnsi="Cambria"/>
+          <w:b/>
+          <w:color w:val="1F4E79"/>
+          <w:sz w:val="30"/>
+        </w:rPr>
+        <w:t>38</w:t>
+      </w:r>
       <w:r>
         <w:rPr>
           <w:rFonts w:ascii="Cambria" w:hAnsi="Cambria"/>
@@ -115,13 +255,32 @@
           <w:color w:val="2C5F2D"/>
           <w:sz w:val="24"/>
         </w:rPr>
-        <w:t>Slide 3 — Where We Are — the Four Connects</w:t>
+        <w:t xml:space="preserve">   Where We Are — the Four Connects</w:t>
+      </w:r>
+      <w:r>
+        <w:rPr>
+          <w:b/>
+          <w:color w:val="1F4E79"/>
+          <w:sz w:val="17"/>
+        </w:rPr>
+        <w:t xml:space="preserve">    CONTAINER HOLDER</w:t>
+      </w:r>
+      <w:r>
+        <w:rPr>
+          <w:b w:val="0"/>
+          <w:color w:val="7F7F7F"/>
+          <w:sz w:val="16"/>
+        </w:rPr>
+        <w:t xml:space="preserve">   · slide 3 of 16</w:t>
       </w:r>
     </w:p>
     <w:p>
       <w:pPr>
         <w:keepNext/>
-        <w:spacing w:after="40"/>
+        <w:pBdr>
+          <w:left w:val="single" w:sz="24" w:space="8" w:color="1F4E79"/>
+        </w:pBdr>
+        <w:spacing w:before="0" w:after="60"/>
       </w:pPr>
       <w:r>
         <w:rPr>
@@ -129,12 +288,31 @@
           <w:color w:val="6B8E3F"/>
           <w:sz w:val="18"/>
         </w:rPr>
-        <w:t>S3 · WELCOME · LEAD: CONTAINER HOLDER · GROUNDING — every session opens on this map</w:t>
+        <w:t xml:space="preserve">S3 · WELCOME · </w:t>
+      </w:r>
+      <w:r>
+        <w:rPr>
+          <w:b/>
+          <w:color w:val="1F4E79"/>
+          <w:sz w:val="18"/>
+        </w:rPr>
+        <w:t>LEAD: CONTAINER HOLDER</w:t>
+      </w:r>
+      <w:r>
+        <w:rPr>
+          <w:b/>
+          <w:color w:val="6B8E3F"/>
+          <w:sz w:val="18"/>
+        </w:rPr>
+        <w:t xml:space="preserve"> · GROUNDING — every session opens on this map</w:t>
       </w:r>
     </w:p>
     <w:p>
       <w:pPr>
-        <w:ind w:left="216"/>
+        <w:pBdr>
+          <w:left w:val="single" w:sz="24" w:space="8" w:color="1F4E79"/>
+        </w:pBdr>
+        <w:spacing w:before="0" w:after="20"/>
       </w:pPr>
       <w:r>
         <w:rPr>
@@ -146,7 +324,10 @@
     </w:p>
     <w:p>
       <w:pPr>
-        <w:ind w:left="216"/>
+        <w:pBdr>
+          <w:left w:val="single" w:sz="24" w:space="8" w:color="1F4E79"/>
+        </w:pBdr>
+        <w:spacing w:before="0" w:after="60"/>
       </w:pPr>
       <w:r>
         <w:t>1. Locate tonight on the map, plainly: Session 3 crosses from the first box toward the second — Self opening toward Others. Each connection makes the next one real (Matt. 22:37–40).</w:t>
@@ -154,7 +335,10 @@
     </w:p>
     <w:p>
       <w:pPr>
-        <w:ind w:left="216"/>
+        <w:pBdr>
+          <w:left w:val="single" w:sz="24" w:space="8" w:color="1F4E79"/>
+        </w:pBdr>
+        <w:spacing w:before="0" w:after="60"/>
       </w:pPr>
       <w:r>
         <w:t>2. The four boxes are one journey — each connection makes the next one real — rooted in the two great commandments: love God, love neighbor (Matt 22:37–40).</w:t>
@@ -162,7 +346,10 @@
     </w:p>
     <w:p>
       <w:pPr>
-        <w:ind w:left="216"/>
+        <w:pBdr>
+          <w:left w:val="single" w:sz="24" w:space="8" w:color="1F4E79"/>
+        </w:pBdr>
+        <w:spacing w:before="0" w:after="60"/>
       </w:pPr>
       <w:r>
         <w:t>3. This is also the 'where we are on the map' minute the welcome owes any newcomer.</w:t>
@@ -170,24 +357,40 @@
     </w:p>
     <w:p>
       <w:pPr>
-        <w:ind w:left="216"/>
+        <w:pBdr>
+          <w:left w:val="single" w:sz="24" w:space="8" w:color="1F4E79"/>
+        </w:pBdr>
+        <w:spacing w:before="0" w:after="60"/>
       </w:pPr>
       <w:r>
         <w:rPr>
           <w:b/>
           <w:color w:val="595959"/>
         </w:rPr>
-        <w:t>CUES:</w:t>
+        <w:t xml:space="preserve">CUES: </w:t>
       </w:r>
       <w:r>
-        <w:t xml:space="preserve"> Two minutes at most; then tonight's road.</w:t>
+        <w:t>Two minutes at most; then tonight's road.</w:t>
       </w:r>
     </w:p>
     <w:p>
       <w:pPr>
         <w:keepNext/>
-        <w:spacing w:before="160" w:after="20"/>
+        <w:pBdr>
+          <w:left w:val="thickThinSmallGap" w:sz="24" w:space="8" w:color="6B3FA0"/>
+        </w:pBdr>
+        <w:shd w:val="clear" w:color="auto" w:fill="ECE3F5"/>
+        <w:spacing w:before="160" w:after="40"/>
       </w:pPr>
+      <w:r>
+        <w:rPr>
+          <w:rFonts w:ascii="Cambria" w:hAnsi="Cambria"/>
+          <w:b/>
+          <w:color w:val="6B3FA0"/>
+          <w:sz w:val="30"/>
+        </w:rPr>
+        <w:t>39</w:t>
+      </w:r>
       <w:r>
         <w:rPr>
           <w:rFonts w:ascii="Cambria" w:hAnsi="Cambria"/>
@@ -195,13 +398,32 @@
           <w:color w:val="2C5F2D"/>
           <w:sz w:val="24"/>
         </w:rPr>
-        <w:t>Slide 4 — Session 3 — Tonight’s Road</w:t>
+        <w:t xml:space="preserve">   Session 3 — Tonight’s Road</w:t>
+      </w:r>
+      <w:r>
+        <w:rPr>
+          <w:b/>
+          <w:color w:val="6B3FA0"/>
+          <w:sz w:val="17"/>
+        </w:rPr>
+        <w:t xml:space="preserve">    BOTH LEADERS</w:t>
+      </w:r>
+      <w:r>
+        <w:rPr>
+          <w:b w:val="0"/>
+          <w:color w:val="7F7F7F"/>
+          <w:sz w:val="16"/>
+        </w:rPr>
+        <w:t xml:space="preserve">   · slide 4 of 16</w:t>
       </w:r>
     </w:p>
     <w:p>
       <w:pPr>
         <w:keepNext/>
-        <w:spacing w:after="40"/>
+        <w:pBdr>
+          <w:left w:val="thickThinSmallGap" w:sz="24" w:space="8" w:color="6B3FA0"/>
+        </w:pBdr>
+        <w:spacing w:before="0" w:after="60"/>
       </w:pPr>
       <w:r>
         <w:rPr>
@@ -209,12 +431,30 @@
           <w:color w:val="6B8E3F"/>
           <w:sz w:val="18"/>
         </w:rPr>
-        <w:t>S3 · 7:00–8:30 · LEAD: BOTH LEADERS</w:t>
+        <w:t xml:space="preserve">S3 · 7:00–8:30 · </w:t>
+      </w:r>
+      <w:r>
+        <w:rPr>
+          <w:b/>
+          <w:color w:val="6B3FA0"/>
+          <w:sz w:val="18"/>
+        </w:rPr>
+        <w:t>LEAD: BOTH LEADERS</w:t>
+      </w:r>
+      <w:r>
+        <w:rPr>
+          <w:b/>
+          <w:color w:val="6B8E3F"/>
+          <w:sz w:val="18"/>
+        </w:rPr>
       </w:r>
     </w:p>
     <w:p>
       <w:pPr>
-        <w:ind w:left="216"/>
+        <w:pBdr>
+          <w:left w:val="thickThinSmallGap" w:sz="24" w:space="8" w:color="6B3FA0"/>
+        </w:pBdr>
+        <w:spacing w:before="0" w:after="20"/>
       </w:pPr>
       <w:r>
         <w:rPr>
@@ -226,7 +466,10 @@
     </w:p>
     <w:p>
       <w:pPr>
-        <w:ind w:left="216"/>
+        <w:pBdr>
+          <w:left w:val="thickThinSmallGap" w:sz="24" w:space="8" w:color="6B3FA0"/>
+        </w:pBdr>
+        <w:spacing w:before="0" w:after="60"/>
       </w:pPr>
       <w:r>
         <w:t>1. Highest-risk session of the series — Handbook Section 6 re-read within 48 hours before; crisis card in every Companion pocket; pastoral/clinical backup on call 6:30–11:00.</w:t>
@@ -234,7 +477,10 @@
     </w:p>
     <w:p>
       <w:pPr>
-        <w:ind w:left="216"/>
+        <w:pBdr>
+          <w:left w:val="thickThinSmallGap" w:sz="24" w:space="8" w:color="6B3FA0"/>
+        </w:pBdr>
+        <w:spacing w:before="0" w:after="60"/>
       </w:pPr>
       <w:r>
         <w:t>2. Shape: open, check-in, Psalm 139, YOUR five-minute demo story, bridge, 35-minute pair storytelling (parents tell; teens witness and bless), merge, Joint Footprints, feedback, close.</w:t>
@@ -242,7 +488,10 @@
     </w:p>
     <w:p>
       <w:pPr>
-        <w:ind w:left="216"/>
+        <w:pBdr>
+          <w:left w:val="thickThinSmallGap" w:sz="24" w:space="8" w:color="6B3FA0"/>
+        </w:pBdr>
+        <w:spacing w:before="0" w:after="60"/>
       </w:pPr>
       <w:r>
         <w:t>3. The clock is a guide — if a block runs sixty seconds long because something true is being said, let it.</w:t>
@@ -250,24 +499,40 @@
     </w:p>
     <w:p>
       <w:pPr>
-        <w:ind w:left="216"/>
+        <w:pBdr>
+          <w:left w:val="thickThinSmallGap" w:sz="24" w:space="8" w:color="6B3FA0"/>
+        </w:pBdr>
+        <w:spacing w:before="0" w:after="60"/>
       </w:pPr>
       <w:r>
         <w:rPr>
           <w:b/>
           <w:color w:val="595959"/>
         </w:rPr>
-        <w:t>CUES:</w:t>
+        <w:t xml:space="preserve">CUES: </w:t>
       </w:r>
       <w:r>
-        <w:t xml:space="preserve"> First-teller parent arranged per pair. Any parent whose story carries news their teen has not been handed talked with the Lead Companion beforehand — hold that plan.</w:t>
+        <w:t>First-teller parent arranged per pair. Any parent whose story carries news their teen has not been handed talked with the Lead Companion beforehand — hold that plan.</w:t>
       </w:r>
     </w:p>
     <w:p>
       <w:pPr>
         <w:keepNext/>
-        <w:spacing w:before="160" w:after="20"/>
+        <w:pBdr>
+          <w:left w:val="single" w:sz="24" w:space="8" w:color="1F4E79"/>
+        </w:pBdr>
+        <w:shd w:val="clear" w:color="auto" w:fill="DEEAF6"/>
+        <w:spacing w:before="160" w:after="40"/>
       </w:pPr>
+      <w:r>
+        <w:rPr>
+          <w:rFonts w:ascii="Cambria" w:hAnsi="Cambria"/>
+          <w:b/>
+          <w:color w:val="1F4E79"/>
+          <w:sz w:val="30"/>
+        </w:rPr>
+        <w:t>40</w:t>
+      </w:r>
       <w:r>
         <w:rPr>
           <w:rFonts w:ascii="Cambria" w:hAnsi="Cambria"/>
@@ -275,13 +540,32 @@
           <w:color w:val="2C5F2D"/>
           <w:sz w:val="24"/>
         </w:rPr>
-        <w:t>Slide 5 — Opening Container — the Eight Steps</w:t>
+        <w:t xml:space="preserve">   Opening Container — the Eight Steps</w:t>
+      </w:r>
+      <w:r>
+        <w:rPr>
+          <w:b/>
+          <w:color w:val="1F4E79"/>
+          <w:sz w:val="17"/>
+        </w:rPr>
+        <w:t xml:space="preserve">    CONTAINER HOLDER</w:t>
+      </w:r>
+      <w:r>
+        <w:rPr>
+          <w:b w:val="0"/>
+          <w:color w:val="7F7F7F"/>
+          <w:sz w:val="16"/>
+        </w:rPr>
+        <w:t xml:space="preserve">   · slide 5 of 16</w:t>
       </w:r>
     </w:p>
     <w:p>
       <w:pPr>
         <w:keepNext/>
-        <w:spacing w:after="40"/>
+        <w:pBdr>
+          <w:left w:val="single" w:sz="24" w:space="8" w:color="1F4E79"/>
+        </w:pBdr>
+        <w:spacing w:before="0" w:after="60"/>
       </w:pPr>
       <w:r>
         <w:rPr>
@@ -289,12 +573,30 @@
           <w:color w:val="6B8E3F"/>
           <w:sz w:val="18"/>
         </w:rPr>
-        <w:t>S3 · 7:00–7:08 · LEAD: CONTAINER HOLDER</w:t>
+        <w:t xml:space="preserve">S3 · 7:00–7:08 · </w:t>
+      </w:r>
+      <w:r>
+        <w:rPr>
+          <w:b/>
+          <w:color w:val="1F4E79"/>
+          <w:sz w:val="18"/>
+        </w:rPr>
+        <w:t>LEAD: CONTAINER HOLDER</w:t>
+      </w:r>
+      <w:r>
+        <w:rPr>
+          <w:b/>
+          <w:color w:val="6B8E3F"/>
+          <w:sz w:val="18"/>
+        </w:rPr>
       </w:r>
     </w:p>
     <w:p>
       <w:pPr>
-        <w:ind w:left="216"/>
+        <w:pBdr>
+          <w:left w:val="single" w:sz="24" w:space="8" w:color="1F4E79"/>
+        </w:pBdr>
+        <w:spacing w:before="0" w:after="20"/>
       </w:pPr>
       <w:r>
         <w:rPr>
@@ -306,7 +608,10 @@
     </w:p>
     <w:p>
       <w:pPr>
-        <w:ind w:left="216"/>
+        <w:pBdr>
+          <w:left w:val="single" w:sz="24" w:space="8" w:color="1F4E79"/>
+        </w:pBdr>
+        <w:spacing w:before="0" w:after="60"/>
       </w:pPr>
       <w:r>
         <w:t>1. 'Find a seat. We'll start in ninety seconds.' The settling is part of the work.</w:t>
@@ -314,7 +619,10 @@
     </w:p>
     <w:p>
       <w:pPr>
-        <w:ind w:left="216"/>
+        <w:pBdr>
+          <w:left w:val="single" w:sz="24" w:space="8" w:color="1F4E79"/>
+        </w:pBdr>
+        <w:spacing w:before="0" w:after="60"/>
       </w:pPr>
       <w:r>
         <w:t>2. Speak the Aaronic blessing over the room first.</w:t>
@@ -322,7 +630,10 @@
     </w:p>
     <w:p>
       <w:pPr>
-        <w:ind w:left="216"/>
+        <w:pBdr>
+          <w:left w:val="single" w:sz="24" w:space="8" w:color="1F4E79"/>
+        </w:pBdr>
+        <w:spacing w:before="0" w:after="60"/>
       </w:pPr>
       <w:r>
         <w:t>3. Frame: today the parents tell; teens, your night is next week — your work today is listening and blessing, and that is not the small half.</w:t>
@@ -330,7 +641,10 @@
     </w:p>
     <w:p>
       <w:pPr>
-        <w:ind w:left="216"/>
+        <w:pBdr>
+          <w:left w:val="single" w:sz="24" w:space="8" w:color="1F4E79"/>
+        </w:pBdr>
+        <w:spacing w:before="0" w:after="60"/>
       </w:pPr>
       <w:r>
         <w:t>4. Container reminders: Safe, Present, Clear, Intentional; nothing is required; we listen and bless, we do not fix.</w:t>
@@ -338,39 +652,58 @@
     </w:p>
     <w:p>
       <w:pPr>
-        <w:ind w:left="216"/>
+        <w:pBdr>
+          <w:left w:val="single" w:sz="24" w:space="8" w:color="1F4E79"/>
+        </w:pBdr>
+        <w:spacing w:before="0" w:after="60"/>
       </w:pPr>
       <w:r>
         <w:rPr>
           <w:b/>
           <w:color w:val="595959"/>
         </w:rPr>
-        <w:t>CUES:</w:t>
+        <w:t xml:space="preserve">CUES: </w:t>
       </w:r>
       <w:r>
-        <w:t xml:space="preserve"> Spot anyone who arrived heavy — eye contact, smile, no singling out. They will know you saw them.</w:t>
+        <w:t>Spot anyone who arrived heavy — eye contact, smile, no singling out. They will know you saw them.</w:t>
       </w:r>
     </w:p>
     <w:p>
       <w:pPr>
-        <w:ind w:left="216"/>
+        <w:pBdr>
+          <w:left w:val="single" w:sz="24" w:space="8" w:color="1F4E79"/>
+        </w:pBdr>
+        <w:spacing w:before="0" w:after="60"/>
       </w:pPr>
       <w:r>
         <w:rPr>
           <w:b/>
           <w:color w:val="595959"/>
         </w:rPr>
-        <w:t>PAIR LEAD:</w:t>
+        <w:t xml:space="preserve">PAIR LEAD: </w:t>
       </w:r>
       <w:r>
-        <w:t xml:space="preserve"> name the leading pair in the welcome — two leaders hold tonight, and the room will see the evening handed back and forth between them; that is the design. The pair practices the session together beforehand.</w:t>
+        <w:t>name the leading pair in the welcome — two leaders hold tonight, and the room will see the evening handed back and forth between them; that is the design. The pair practices the session together beforehand.</w:t>
       </w:r>
     </w:p>
     <w:p>
       <w:pPr>
         <w:keepNext/>
-        <w:spacing w:before="160" w:after="20"/>
+        <w:pBdr>
+          <w:left w:val="single" w:sz="24" w:space="8" w:color="1F4E79"/>
+        </w:pBdr>
+        <w:shd w:val="clear" w:color="auto" w:fill="DEEAF6"/>
+        <w:spacing w:before="160" w:after="40"/>
       </w:pPr>
+      <w:r>
+        <w:rPr>
+          <w:rFonts w:ascii="Cambria" w:hAnsi="Cambria"/>
+          <w:b/>
+          <w:color w:val="1F4E79"/>
+          <w:sz w:val="30"/>
+        </w:rPr>
+        <w:t>41</w:t>
+      </w:r>
       <w:r>
         <w:rPr>
           <w:rFonts w:ascii="Cambria" w:hAnsi="Cambria"/>
@@ -378,13 +711,32 @@
           <w:color w:val="2C5F2D"/>
           <w:sz w:val="24"/>
         </w:rPr>
-        <w:t>Slide 6 — Week 2 Check-In — Heart Soil</w:t>
+        <w:t xml:space="preserve">   Week 2 Check-In — Heart Soil</w:t>
+      </w:r>
+      <w:r>
+        <w:rPr>
+          <w:b/>
+          <w:color w:val="1F4E79"/>
+          <w:sz w:val="17"/>
+        </w:rPr>
+        <w:t xml:space="preserve">    CONTAINER HOLDER</w:t>
+      </w:r>
+      <w:r>
+        <w:rPr>
+          <w:b w:val="0"/>
+          <w:color w:val="7F7F7F"/>
+          <w:sz w:val="16"/>
+        </w:rPr>
+        <w:t xml:space="preserve">   · slide 6 of 16</w:t>
       </w:r>
     </w:p>
     <w:p>
       <w:pPr>
         <w:keepNext/>
-        <w:spacing w:after="40"/>
+        <w:pBdr>
+          <w:left w:val="single" w:sz="24" w:space="8" w:color="1F4E79"/>
+        </w:pBdr>
+        <w:spacing w:before="0" w:after="60"/>
       </w:pPr>
       <w:r>
         <w:rPr>
@@ -392,12 +744,30 @@
           <w:color w:val="6B8E3F"/>
           <w:sz w:val="18"/>
         </w:rPr>
-        <w:t>S3 · 7:08–7:25 · LEAD: CONTAINER HOLDER</w:t>
+        <w:t xml:space="preserve">S3 · 7:08–7:25 · </w:t>
+      </w:r>
+      <w:r>
+        <w:rPr>
+          <w:b/>
+          <w:color w:val="1F4E79"/>
+          <w:sz w:val="18"/>
+        </w:rPr>
+        <w:t>LEAD: CONTAINER HOLDER</w:t>
+      </w:r>
+      <w:r>
+        <w:rPr>
+          <w:b/>
+          <w:color w:val="6B8E3F"/>
+          <w:sz w:val="18"/>
+        </w:rPr>
       </w:r>
     </w:p>
     <w:p>
       <w:pPr>
-        <w:ind w:left="216"/>
+        <w:pBdr>
+          <w:left w:val="single" w:sz="24" w:space="8" w:color="1F4E79"/>
+        </w:pBdr>
+        <w:spacing w:before="0" w:after="20"/>
       </w:pPr>
       <w:r>
         <w:rPr>
@@ -409,7 +779,10 @@
     </w:p>
     <w:p>
       <w:pPr>
-        <w:ind w:left="216"/>
+        <w:pBdr>
+          <w:left w:val="single" w:sz="24" w:space="8" w:color="1F4E79"/>
+        </w:pBdr>
+        <w:spacing w:before="0" w:after="60"/>
       </w:pPr>
       <w:r>
         <w:t>1. Ninety seconds, optional: one sentence on what the soil journaling surfaced — 'path soil at school' is enough.</w:t>
@@ -417,7 +790,10 @@
     </w:p>
     <w:p>
       <w:pPr>
-        <w:ind w:left="216"/>
+        <w:pBdr>
+          <w:left w:val="single" w:sz="24" w:space="8" w:color="1F4E79"/>
+        </w:pBdr>
+        <w:spacing w:before="0" w:after="60"/>
       </w:pPr>
       <w:r>
         <w:t>2. Take 3–4 voluntary contributions; call on no one.</w:t>
@@ -425,7 +801,10 @@
     </w:p>
     <w:p>
       <w:pPr>
-        <w:ind w:left="216"/>
+        <w:pBdr>
+          <w:left w:val="single" w:sz="24" w:space="8" w:color="1F4E79"/>
+        </w:pBdr>
+        <w:spacing w:before="0" w:after="60"/>
       </w:pPr>
       <w:r>
         <w:t>3. If silence: wait ten seconds, then 'Good. The work is happening, whether or not we name it today.'</w:t>
@@ -434,8 +813,21 @@
     <w:p>
       <w:pPr>
         <w:keepNext/>
-        <w:spacing w:before="160" w:after="20"/>
+        <w:pBdr>
+          <w:left w:val="double" w:sz="12" w:space="8" w:color="B45309"/>
+        </w:pBdr>
+        <w:shd w:val="clear" w:color="auto" w:fill="FCE9D6"/>
+        <w:spacing w:before="160" w:after="40"/>
       </w:pPr>
+      <w:r>
+        <w:rPr>
+          <w:rFonts w:ascii="Cambria" w:hAnsi="Cambria"/>
+          <w:b/>
+          <w:color w:val="B45309"/>
+          <w:sz w:val="30"/>
+        </w:rPr>
+        <w:t>42</w:t>
+      </w:r>
       <w:r>
         <w:rPr>
           <w:rFonts w:ascii="Cambria" w:hAnsi="Cambria"/>
@@ -443,13 +835,32 @@
           <w:color w:val="2C5F2D"/>
           <w:sz w:val="24"/>
         </w:rPr>
-        <w:t>Slide 7 — Psalm 139 — Being Known</w:t>
+        <w:t xml:space="preserve">   Psalm 139 — Being Known</w:t>
+      </w:r>
+      <w:r>
+        <w:rPr>
+          <w:b/>
+          <w:color w:val="B45309"/>
+          <w:sz w:val="17"/>
+        </w:rPr>
+        <w:t xml:space="preserve">    CONTENT PRESENTER</w:t>
+      </w:r>
+      <w:r>
+        <w:rPr>
+          <w:b w:val="0"/>
+          <w:color w:val="7F7F7F"/>
+          <w:sz w:val="16"/>
+        </w:rPr>
+        <w:t xml:space="preserve">   · slide 7 of 16</w:t>
       </w:r>
     </w:p>
     <w:p>
       <w:pPr>
         <w:keepNext/>
-        <w:spacing w:after="40"/>
+        <w:pBdr>
+          <w:left w:val="double" w:sz="12" w:space="8" w:color="B45309"/>
+        </w:pBdr>
+        <w:spacing w:before="0" w:after="60"/>
       </w:pPr>
       <w:r>
         <w:rPr>
@@ -457,12 +868,30 @@
           <w:color w:val="6B8E3F"/>
           <w:sz w:val="18"/>
         </w:rPr>
-        <w:t>S3 · 7:25–7:33 · LEAD: CONTENT PRESENTER</w:t>
+        <w:t xml:space="preserve">S3 · 7:25–7:33 · </w:t>
+      </w:r>
+      <w:r>
+        <w:rPr>
+          <w:b/>
+          <w:color w:val="B45309"/>
+          <w:sz w:val="18"/>
+        </w:rPr>
+        <w:t>LEAD: CONTENT PRESENTER</w:t>
+      </w:r>
+      <w:r>
+        <w:rPr>
+          <w:b/>
+          <w:color w:val="6B8E3F"/>
+          <w:sz w:val="18"/>
+        </w:rPr>
       </w:r>
     </w:p>
     <w:p>
       <w:pPr>
-        <w:ind w:left="216"/>
+        <w:pBdr>
+          <w:left w:val="double" w:sz="12" w:space="8" w:color="B45309"/>
+        </w:pBdr>
+        <w:spacing w:before="0" w:after="20"/>
       </w:pPr>
       <w:r>
         <w:rPr>
@@ -474,7 +903,10 @@
     </w:p>
     <w:p>
       <w:pPr>
-        <w:ind w:left="216"/>
+        <w:pBdr>
+          <w:left w:val="double" w:sz="12" w:space="8" w:color="B45309"/>
+        </w:pBdr>
+        <w:spacing w:before="0" w:after="60"/>
       </w:pPr>
       <w:r>
         <w:t>1. Read Psalm 139:1–6, then 23–24, from the physical Bible. Slowly. Do not preach over the reading.</w:t>
@@ -482,7 +914,10 @@
     </w:p>
     <w:p>
       <w:pPr>
-        <w:ind w:left="216"/>
+        <w:pBdr>
+          <w:left w:val="double" w:sz="12" w:space="8" w:color="B45309"/>
+        </w:pBdr>
+        <w:spacing w:before="0" w:after="60"/>
       </w:pPr>
       <w:r>
         <w:t>2. The psalmist is completely known and not running — his response is wonder, and he invites more: 'Search me.'</w:t>
@@ -490,7 +925,10 @@
     </w:p>
     <w:p>
       <w:pPr>
-        <w:ind w:left="216"/>
+        <w:pBdr>
+          <w:left w:val="double" w:sz="12" w:space="8" w:color="B45309"/>
+        </w:pBdr>
+        <w:spacing w:before="0" w:after="60"/>
       </w:pPr>
       <w:r>
         <w:t>3. Land the one idea: the opposite of hidden is not exposed — it is seen and safe at the same time. That is what the circle is.</w:t>
@@ -498,7 +936,10 @@
     </w:p>
     <w:p>
       <w:pPr>
-        <w:ind w:left="216"/>
+        <w:pBdr>
+          <w:left w:val="double" w:sz="12" w:space="8" w:color="B45309"/>
+        </w:pBdr>
+        <w:spacing w:before="0" w:after="60"/>
       </w:pPr>
       <w:r>
         <w:t>4. Today is a small practice of it: parents answer one question at the depth they choose; the circle blesses, never fixes.</w:t>
@@ -507,8 +948,21 @@
     <w:p>
       <w:pPr>
         <w:keepNext/>
-        <w:spacing w:before="160" w:after="20"/>
+        <w:pBdr>
+          <w:left w:val="double" w:sz="12" w:space="8" w:color="B45309"/>
+        </w:pBdr>
+        <w:shd w:val="clear" w:color="auto" w:fill="FCE9D6"/>
+        <w:spacing w:before="160" w:after="40"/>
       </w:pPr>
+      <w:r>
+        <w:rPr>
+          <w:rFonts w:ascii="Cambria" w:hAnsi="Cambria"/>
+          <w:b/>
+          <w:color w:val="B45309"/>
+          <w:sz w:val="30"/>
+        </w:rPr>
+        <w:t>43</w:t>
+      </w:r>
       <w:r>
         <w:rPr>
           <w:rFonts w:ascii="Cambria" w:hAnsi="Cambria"/>
@@ -516,13 +970,32 @@
           <w:color w:val="2C5F2D"/>
           <w:sz w:val="24"/>
         </w:rPr>
-        <w:t>Slide 8 — Companion Demo Story</w:t>
+        <w:t xml:space="preserve">   Companion Demo Story</w:t>
+      </w:r>
+      <w:r>
+        <w:rPr>
+          <w:b/>
+          <w:color w:val="B45309"/>
+          <w:sz w:val="17"/>
+        </w:rPr>
+        <w:t xml:space="preserve">    CONTENT PRESENTER</w:t>
+      </w:r>
+      <w:r>
+        <w:rPr>
+          <w:b w:val="0"/>
+          <w:color w:val="7F7F7F"/>
+          <w:sz w:val="16"/>
+        </w:rPr>
+        <w:t xml:space="preserve">   · slide 8 of 16</w:t>
       </w:r>
     </w:p>
     <w:p>
       <w:pPr>
         <w:keepNext/>
-        <w:spacing w:after="40"/>
+        <w:pBdr>
+          <w:left w:val="double" w:sz="12" w:space="8" w:color="B45309"/>
+        </w:pBdr>
+        <w:spacing w:before="0" w:after="60"/>
       </w:pPr>
       <w:r>
         <w:rPr>
@@ -530,12 +1003,30 @@
           <w:color w:val="6B8E3F"/>
           <w:sz w:val="18"/>
         </w:rPr>
-        <w:t>S3 · 7:33–7:39 · LEAD: CONTENT PRESENTER</w:t>
+        <w:t xml:space="preserve">S3 · 7:33–7:39 · </w:t>
+      </w:r>
+      <w:r>
+        <w:rPr>
+          <w:b/>
+          <w:color w:val="B45309"/>
+          <w:sz w:val="18"/>
+        </w:rPr>
+        <w:t>LEAD: CONTENT PRESENTER</w:t>
+      </w:r>
+      <w:r>
+        <w:rPr>
+          <w:b/>
+          <w:color w:val="6B8E3F"/>
+          <w:sz w:val="18"/>
+        </w:rPr>
       </w:r>
     </w:p>
     <w:p>
       <w:pPr>
-        <w:ind w:left="216"/>
+        <w:pBdr>
+          <w:left w:val="double" w:sz="12" w:space="8" w:color="B45309"/>
+        </w:pBdr>
+        <w:spacing w:before="0" w:after="20"/>
       </w:pPr>
       <w:r>
         <w:rPr>
@@ -547,7 +1038,10 @@
     </w:p>
     <w:p>
       <w:pPr>
-        <w:ind w:left="216"/>
+        <w:pBdr>
+          <w:left w:val="double" w:sz="12" w:space="8" w:color="B45309"/>
+        </w:pBdr>
+        <w:spacing w:before="0" w:after="60"/>
       </w:pPr>
       <w:r>
         <w:t>1. Tell your own five-minute story answering the one question: how you got here, and what has shaped you.</w:t>
@@ -555,7 +1049,10 @@
     </w:p>
     <w:p>
       <w:pPr>
-        <w:ind w:left="216"/>
+        <w:pBdr>
+          <w:left w:val="double" w:sz="12" w:space="8" w:color="B45309"/>
+        </w:pBdr>
+        <w:spacing w:before="0" w:after="60"/>
       </w:pPr>
       <w:r>
         <w:t>2. Be specific ('I learned to read a slammed cabinet door'), honest about one real hard place, neither hero nor victim; say where you see God in it now.</w:t>
@@ -563,7 +1060,10 @@
     </w:p>
     <w:p>
       <w:pPr>
-        <w:ind w:left="216"/>
+        <w:pBdr>
+          <w:left w:val="double" w:sz="12" w:space="8" w:color="B45309"/>
+        </w:pBdr>
+        <w:spacing w:before="0" w:after="60"/>
       </w:pPr>
       <w:r>
         <w:t>3. Close: 'That is the form. Parents, today in your pair. Teens, yours is next week. Yours doesn't have to look like mine.'</w:t>
@@ -571,32 +1071,58 @@
     </w:p>
     <w:p>
       <w:pPr>
-        <w:ind w:left="216"/>
+        <w:pBdr>
+          <w:left w:val="double" w:sz="12" w:space="8" w:color="B45309"/>
+        </w:pBdr>
+        <w:spacing w:before="0" w:after="60"/>
       </w:pPr>
       <w:r>
         <w:rPr>
           <w:b/>
           <w:color w:val="595959"/>
         </w:rPr>
-        <w:t>GUARD:</w:t>
+        <w:t xml:space="preserve">GUARD: </w:t>
       </w:r>
       <w:r>
-        <w:t xml:space="preserve"> Time it — five minutes, practiced in advance. The whole room calibrates against this demo; vague gives permission to be evasive.</w:t>
+        <w:t>Time it — five minutes, practiced in advance. The whole room calibrates against this demo; vague gives permission to be evasive.</w:t>
       </w:r>
     </w:p>
     <w:p>
       <w:pPr>
-        <w:ind w:left="216"/>
+        <w:pBdr>
+          <w:left w:val="double" w:sz="12" w:space="8" w:color="B45309"/>
+        </w:pBdr>
+        <w:spacing w:before="0" w:after="60"/>
       </w:pPr>
       <w:r>
-        <w:t>SUB: The printed kitchen-table story in the plan is the founder's own. Tell YOUR story, written out this week per the pre-work — never perform John's testimony.</w:t>
+        <w:rPr>
+          <w:b/>
+          <w:color w:val="595959"/>
+        </w:rPr>
+        <w:t xml:space="preserve">SUB: </w:t>
+      </w:r>
+      <w:r>
+        <w:t>The printed kitchen-table story in the plan is the founder's own. Tell YOUR story, written out this week per the pre-work — never perform John's testimony.</w:t>
       </w:r>
     </w:p>
     <w:p>
       <w:pPr>
         <w:keepNext/>
-        <w:spacing w:before="160" w:after="20"/>
+        <w:pBdr>
+          <w:left w:val="double" w:sz="12" w:space="8" w:color="B45309"/>
+        </w:pBdr>
+        <w:shd w:val="clear" w:color="auto" w:fill="FCE9D6"/>
+        <w:spacing w:before="160" w:after="40"/>
       </w:pPr>
+      <w:r>
+        <w:rPr>
+          <w:rFonts w:ascii="Cambria" w:hAnsi="Cambria"/>
+          <w:b/>
+          <w:color w:val="B45309"/>
+          <w:sz w:val="30"/>
+        </w:rPr>
+        <w:t>44</w:t>
+      </w:r>
       <w:r>
         <w:rPr>
           <w:rFonts w:ascii="Cambria" w:hAnsi="Cambria"/>
@@ -604,13 +1130,32 @@
           <w:color w:val="2C5F2D"/>
           <w:sz w:val="24"/>
         </w:rPr>
-        <w:t>Slide 9 — Bridge to the pairs</w:t>
+        <w:t xml:space="preserve">   Bridge to the pairs</w:t>
+      </w:r>
+      <w:r>
+        <w:rPr>
+          <w:b/>
+          <w:color w:val="B45309"/>
+          <w:sz w:val="17"/>
+        </w:rPr>
+        <w:t xml:space="preserve">    CONTENT PRESENTER</w:t>
+      </w:r>
+      <w:r>
+        <w:rPr>
+          <w:b w:val="0"/>
+          <w:color w:val="7F7F7F"/>
+          <w:sz w:val="16"/>
+        </w:rPr>
+        <w:t xml:space="preserve">   · slide 9 of 16</w:t>
       </w:r>
     </w:p>
     <w:p>
       <w:pPr>
         <w:keepNext/>
-        <w:spacing w:after="40"/>
+        <w:pBdr>
+          <w:left w:val="double" w:sz="12" w:space="8" w:color="B45309"/>
+        </w:pBdr>
+        <w:spacing w:before="0" w:after="60"/>
       </w:pPr>
       <w:r>
         <w:rPr>
@@ -618,12 +1163,31 @@
           <w:color w:val="6B8E3F"/>
           <w:sz w:val="18"/>
         </w:rPr>
-        <w:t>S3 · 7:39–7:40 · LEAD: CONTENT PRESENTER · TRANSITION</w:t>
+        <w:t xml:space="preserve">S3 · 7:39–7:40 · </w:t>
+      </w:r>
+      <w:r>
+        <w:rPr>
+          <w:b/>
+          <w:color w:val="B45309"/>
+          <w:sz w:val="18"/>
+        </w:rPr>
+        <w:t>LEAD: CONTENT PRESENTER</w:t>
+      </w:r>
+      <w:r>
+        <w:rPr>
+          <w:b/>
+          <w:color w:val="6B8E3F"/>
+          <w:sz w:val="18"/>
+        </w:rPr>
+        <w:t xml:space="preserve"> · TRANSITION</w:t>
       </w:r>
     </w:p>
     <w:p>
       <w:pPr>
-        <w:ind w:left="216"/>
+        <w:pBdr>
+          <w:left w:val="double" w:sz="12" w:space="8" w:color="B45309"/>
+        </w:pBdr>
+        <w:spacing w:before="0" w:after="20"/>
       </w:pPr>
       <w:r>
         <w:rPr>
@@ -635,7 +1199,10 @@
     </w:p>
     <w:p>
       <w:pPr>
-        <w:ind w:left="216"/>
+        <w:pBdr>
+          <w:left w:val="double" w:sz="12" w:space="8" w:color="B45309"/>
+        </w:pBdr>
+        <w:spacing w:before="0" w:after="60"/>
       </w:pPr>
       <w:r>
         <w:t>1. Hold up the cards. Three things: one question, depth is the teller's; listeners receive and bless — no fixing, advising, or 'me too'; nothing leaves the circle.</w:t>
@@ -643,7 +1210,10 @@
     </w:p>
     <w:p>
       <w:pPr>
-        <w:ind w:left="216"/>
+        <w:pBdr>
+          <w:left w:val="double" w:sz="12" w:space="8" w:color="B45309"/>
+        </w:pBdr>
+        <w:spacing w:before="0" w:after="60"/>
       </w:pPr>
       <w:r>
         <w:t>2. Pray the bridge prayer: 'Make this circle a small place where we can be known and safe at the same time.'</w:t>
@@ -651,7 +1221,10 @@
     </w:p>
     <w:p>
       <w:pPr>
-        <w:ind w:left="216"/>
+        <w:pBdr>
+          <w:left w:val="double" w:sz="12" w:space="8" w:color="B45309"/>
+        </w:pBdr>
+        <w:spacing w:before="0" w:after="60"/>
       </w:pPr>
       <w:r>
         <w:t>3. Send: families stay together; back in the main room at 8:20.</w:t>
@@ -659,24 +1232,40 @@
     </w:p>
     <w:p>
       <w:pPr>
-        <w:ind w:left="216"/>
+        <w:pBdr>
+          <w:left w:val="double" w:sz="12" w:space="8" w:color="B45309"/>
+        </w:pBdr>
+        <w:spacing w:before="0" w:after="60"/>
       </w:pPr>
       <w:r>
         <w:rPr>
           <w:b/>
           <w:color w:val="595959"/>
         </w:rPr>
-        <w:t>CUES:</w:t>
+        <w:t xml:space="preserve">CUES: </w:t>
       </w:r>
       <w:r>
-        <w:t xml:space="preserve"> Teen storytelling cards (H3.2) go home today for Week 4. Ten or fewer — stay one circle; the arranged telling order holds.</w:t>
+        <w:t>Teen storytelling cards (H3.2) go home today for Week 4. Ten or fewer — stay one circle; the arranged telling order holds.</w:t>
       </w:r>
     </w:p>
     <w:p>
       <w:pPr>
         <w:keepNext/>
-        <w:spacing w:before="160" w:after="20"/>
+        <w:pBdr>
+          <w:left w:val="double" w:sz="12" w:space="8" w:color="B45309"/>
+        </w:pBdr>
+        <w:shd w:val="clear" w:color="auto" w:fill="FCE9D6"/>
+        <w:spacing w:before="160" w:after="40"/>
       </w:pPr>
+      <w:r>
+        <w:rPr>
+          <w:rFonts w:ascii="Cambria" w:hAnsi="Cambria"/>
+          <w:b/>
+          <w:color w:val="B45309"/>
+          <w:sz w:val="30"/>
+        </w:rPr>
+        <w:t>45</w:t>
+      </w:r>
       <w:r>
         <w:rPr>
           <w:rFonts w:ascii="Cambria" w:hAnsi="Cambria"/>
@@ -684,13 +1273,32 @@
           <w:color w:val="2C5F2D"/>
           <w:sz w:val="24"/>
         </w:rPr>
-        <w:t>Slide 10 — Stories in pairs</w:t>
+        <w:t xml:space="preserve">   Stories in pairs</w:t>
+      </w:r>
+      <w:r>
+        <w:rPr>
+          <w:b/>
+          <w:color w:val="B45309"/>
+          <w:sz w:val="17"/>
+        </w:rPr>
+        <w:t xml:space="preserve">    CONTENT PRESENTER</w:t>
+      </w:r>
+      <w:r>
+        <w:rPr>
+          <w:b w:val="0"/>
+          <w:color w:val="7F7F7F"/>
+          <w:sz w:val="16"/>
+        </w:rPr>
+        <w:t xml:space="preserve">   · slide 10 of 16</w:t>
       </w:r>
     </w:p>
     <w:p>
       <w:pPr>
         <w:keepNext/>
-        <w:spacing w:after="40"/>
+        <w:pBdr>
+          <w:left w:val="double" w:sz="12" w:space="8" w:color="B45309"/>
+        </w:pBdr>
+        <w:spacing w:before="0" w:after="60"/>
       </w:pPr>
       <w:r>
         <w:rPr>
@@ -698,12 +1306,31 @@
           <w:color w:val="6B8E3F"/>
           <w:sz w:val="18"/>
         </w:rPr>
-        <w:t>S3 · 7:40–8:20 · LEAD: CONTENT PRESENTER · PAIRS</w:t>
+        <w:t xml:space="preserve">S3 · 7:40–8:20 · </w:t>
+      </w:r>
+      <w:r>
+        <w:rPr>
+          <w:b/>
+          <w:color w:val="B45309"/>
+          <w:sz w:val="18"/>
+        </w:rPr>
+        <w:t>LEAD: CONTENT PRESENTER</w:t>
+      </w:r>
+      <w:r>
+        <w:rPr>
+          <w:b/>
+          <w:color w:val="6B8E3F"/>
+          <w:sz w:val="18"/>
+        </w:rPr>
+        <w:t xml:space="preserve"> · PAIRS</w:t>
       </w:r>
     </w:p>
     <w:p>
       <w:pPr>
-        <w:ind w:left="216"/>
+        <w:pBdr>
+          <w:left w:val="double" w:sz="12" w:space="8" w:color="B45309"/>
+        </w:pBdr>
+        <w:spacing w:before="0" w:after="20"/>
       </w:pPr>
       <w:r>
         <w:rPr>
@@ -715,7 +1342,10 @@
     </w:p>
     <w:p>
       <w:pPr>
-        <w:ind w:left="216"/>
+        <w:pBdr>
+          <w:left w:val="double" w:sz="12" w:space="8" w:color="B45309"/>
+        </w:pBdr>
+        <w:spacing w:before="0" w:after="60"/>
       </w:pPr>
       <w:r>
         <w:t>1. In each pair: the telling order is arranged beforehand — Companion-first stays available as a depth-setting lever when a pair needs it. 5–7 minutes per story, 10 seconds of silence, 1–2 minute blessing round.</w:t>
@@ -723,7 +1353,10 @@
     </w:p>
     <w:p>
       <w:pPr>
-        <w:ind w:left="216"/>
+        <w:pBdr>
+          <w:left w:val="double" w:sz="12" w:space="8" w:color="B45309"/>
+        </w:pBdr>
+        <w:spacing w:before="0" w:after="60"/>
       </w:pPr>
       <w:r>
         <w:t>2. Nobody interrupts a teller, even through silence. At six minutes, gentle eye contact; at seven, 'Let's land it together.'</w:t>
@@ -731,7 +1364,10 @@
     </w:p>
     <w:p>
       <w:pPr>
-        <w:ind w:left="216"/>
+        <w:pBdr>
+          <w:left w:val="double" w:sz="12" w:space="8" w:color="B45309"/>
+        </w:pBdr>
+        <w:spacing w:before="0" w:after="60"/>
       </w:pPr>
       <w:r>
         <w:t>3. Blessing starters are on the listener card; invite the teller's own teen to bless — invite, never force.</w:t>
@@ -739,7 +1375,10 @@
     </w:p>
     <w:p>
       <w:pPr>
-        <w:ind w:left="216"/>
+        <w:pBdr>
+          <w:left w:val="double" w:sz="12" w:space="8" w:color="B45309"/>
+        </w:pBdr>
+        <w:spacing w:before="0" w:after="60"/>
       </w:pPr>
       <w:r>
         <w:t>4. Short on time: compress blessings to one sentence each. Never send a parent home untold.</w:t>
@@ -747,24 +1386,40 @@
     </w:p>
     <w:p>
       <w:pPr>
-        <w:ind w:left="216"/>
+        <w:pBdr>
+          <w:left w:val="double" w:sz="12" w:space="8" w:color="B45309"/>
+        </w:pBdr>
+        <w:spacing w:before="0" w:after="60"/>
       </w:pPr>
       <w:r>
         <w:rPr>
           <w:b/>
           <w:color w:val="595959"/>
         </w:rPr>
-        <w:t>GUARD:</w:t>
+        <w:t xml:space="preserve">GUARD: </w:t>
       </w:r>
       <w:r>
-        <w:t xml:space="preserve"> Watch each teen's face during their parent's telling — weight received is a Settle Protocol matter (Handbook Section 6); quiet check-in at the next pause, and nobody leaves activated. Heavy disclosures: receive, bless, do not rush; two adults step aside after; Section 6 timelines apply.</w:t>
+        <w:t>Watch each teen's face during their parent's telling — weight received is a Settle Protocol matter (Handbook Section 6); quiet check-in at the next pause, and nobody leaves activated. Heavy disclosures: receive, bless, do not rush; two adults step aside after; Section 6 timelines apply.</w:t>
       </w:r>
     </w:p>
     <w:p>
       <w:pPr>
         <w:keepNext/>
-        <w:spacing w:before="160" w:after="20"/>
+        <w:pBdr>
+          <w:left w:val="single" w:sz="24" w:space="8" w:color="1F4E79"/>
+        </w:pBdr>
+        <w:shd w:val="clear" w:color="auto" w:fill="DEEAF6"/>
+        <w:spacing w:before="160" w:after="40"/>
       </w:pPr>
+      <w:r>
+        <w:rPr>
+          <w:rFonts w:ascii="Cambria" w:hAnsi="Cambria"/>
+          <w:b/>
+          <w:color w:val="1F4E79"/>
+          <w:sz w:val="30"/>
+        </w:rPr>
+        <w:t>46</w:t>
+      </w:r>
       <w:r>
         <w:rPr>
           <w:rFonts w:ascii="Cambria" w:hAnsi="Cambria"/>
@@ -772,13 +1427,32 @@
           <w:color w:val="2C5F2D"/>
           <w:sz w:val="24"/>
         </w:rPr>
-        <w:t>Slide 11 — Merge and Shared Closing</w:t>
+        <w:t xml:space="preserve">   Merge and Shared Closing</w:t>
+      </w:r>
+      <w:r>
+        <w:rPr>
+          <w:b/>
+          <w:color w:val="1F4E79"/>
+          <w:sz w:val="17"/>
+        </w:rPr>
+        <w:t xml:space="preserve">    CONTAINER HOLDER</w:t>
+      </w:r>
+      <w:r>
+        <w:rPr>
+          <w:b w:val="0"/>
+          <w:color w:val="7F7F7F"/>
+          <w:sz w:val="16"/>
+        </w:rPr>
+        <w:t xml:space="preserve">   · slide 11 of 16</w:t>
       </w:r>
     </w:p>
     <w:p>
       <w:pPr>
         <w:keepNext/>
-        <w:spacing w:after="40"/>
+        <w:pBdr>
+          <w:left w:val="single" w:sz="24" w:space="8" w:color="1F4E79"/>
+        </w:pBdr>
+        <w:spacing w:before="0" w:after="60"/>
       </w:pPr>
       <w:r>
         <w:rPr>
@@ -786,12 +1460,30 @@
           <w:color w:val="6B8E3F"/>
           <w:sz w:val="18"/>
         </w:rPr>
-        <w:t>S3 · 8:28–8:30 · LEAD: CONTAINER HOLDER</w:t>
+        <w:t xml:space="preserve">S3 · 8:28–8:30 · </w:t>
+      </w:r>
+      <w:r>
+        <w:rPr>
+          <w:b/>
+          <w:color w:val="1F4E79"/>
+          <w:sz w:val="18"/>
+        </w:rPr>
+        <w:t>LEAD: CONTAINER HOLDER</w:t>
+      </w:r>
+      <w:r>
+        <w:rPr>
+          <w:b/>
+          <w:color w:val="6B8E3F"/>
+          <w:sz w:val="18"/>
+        </w:rPr>
       </w:r>
     </w:p>
     <w:p>
       <w:pPr>
-        <w:ind w:left="216"/>
+        <w:pBdr>
+          <w:left w:val="single" w:sz="24" w:space="8" w:color="1F4E79"/>
+        </w:pBdr>
+        <w:spacing w:before="0" w:after="20"/>
       </w:pPr>
       <w:r>
         <w:rPr>
@@ -803,7 +1495,10 @@
     </w:p>
     <w:p>
       <w:pPr>
-        <w:ind w:left="216"/>
+        <w:pBdr>
+          <w:left w:val="single" w:sz="24" w:space="8" w:color="1F4E79"/>
+        </w:pBdr>
+        <w:spacing w:before="0" w:after="60"/>
       </w:pPr>
       <w:r>
         <w:t>1. Reconvene; the room's texture will be different than at 7:40 — honor it, do not break it with energy.</w:t>
@@ -811,7 +1506,10 @@
     </w:p>
     <w:p>
       <w:pPr>
-        <w:ind w:left="216"/>
+        <w:pBdr>
+          <w:left w:val="single" w:sz="24" w:space="8" w:color="1F4E79"/>
+        </w:pBdr>
+        <w:spacing w:before="0" w:after="60"/>
       </w:pPr>
       <w:r>
         <w:t>2. One word each on what today was like; pass allowed. Receive with eye contact and a small nod — no 'great', no commentary.</w:t>
@@ -819,7 +1517,10 @@
     </w:p>
     <w:p>
       <w:pPr>
-        <w:ind w:left="216"/>
+        <w:pBdr>
+          <w:left w:val="single" w:sz="24" w:space="8" w:color="1F4E79"/>
+        </w:pBdr>
+        <w:spacing w:before="0" w:after="60"/>
       </w:pPr>
       <w:r>
         <w:t>3. Close: 'Each of you brought something true and received something true. That's rare. It's also the kind of room God shows up in.'</w:t>
@@ -827,24 +1528,40 @@
     </w:p>
     <w:p>
       <w:pPr>
-        <w:ind w:left="216"/>
+        <w:pBdr>
+          <w:left w:val="single" w:sz="24" w:space="8" w:color="1F4E79"/>
+        </w:pBdr>
+        <w:spacing w:before="0" w:after="60"/>
       </w:pPr>
       <w:r>
         <w:rPr>
           <w:b/>
           <w:color w:val="595959"/>
         </w:rPr>
-        <w:t>GUARD:</w:t>
+        <w:t xml:space="preserve">GUARD: </w:t>
       </w:r>
       <w:r>
-        <w:t xml:space="preserve"> Do not ask anyone to share what was said — pair content stays in the pair.</w:t>
+        <w:t>Do not ask anyone to share what was said — pair content stays in the pair.</w:t>
       </w:r>
     </w:p>
     <w:p>
       <w:pPr>
         <w:keepNext/>
-        <w:spacing w:before="160" w:after="20"/>
+        <w:pBdr>
+          <w:left w:val="double" w:sz="12" w:space="8" w:color="B45309"/>
+        </w:pBdr>
+        <w:shd w:val="clear" w:color="auto" w:fill="FCE9D6"/>
+        <w:spacing w:before="160" w:after="40"/>
       </w:pPr>
+      <w:r>
+        <w:rPr>
+          <w:rFonts w:ascii="Cambria" w:hAnsi="Cambria"/>
+          <w:b/>
+          <w:color w:val="B45309"/>
+          <w:sz w:val="30"/>
+        </w:rPr>
+        <w:t>47</w:t>
+      </w:r>
       <w:r>
         <w:rPr>
           <w:rFonts w:ascii="Cambria" w:hAnsi="Cambria"/>
@@ -852,13 +1569,32 @@
           <w:color w:val="2C5F2D"/>
           <w:sz w:val="24"/>
         </w:rPr>
-        <w:t>Slide 12 — Homework — Two Weeks, Four Parts — Joint Footprints</w:t>
+        <w:t xml:space="preserve">   Homework — Two Weeks, Four Parts — Joint Footprints</w:t>
+      </w:r>
+      <w:r>
+        <w:rPr>
+          <w:b/>
+          <w:color w:val="B45309"/>
+          <w:sz w:val="17"/>
+        </w:rPr>
+        <w:t xml:space="preserve">    CONTENT PRESENTER</w:t>
+      </w:r>
+      <w:r>
+        <w:rPr>
+          <w:b w:val="0"/>
+          <w:color w:val="7F7F7F"/>
+          <w:sz w:val="16"/>
+        </w:rPr>
+        <w:t xml:space="preserve">   · slide 12 of 16</w:t>
       </w:r>
     </w:p>
     <w:p>
       <w:pPr>
         <w:keepNext/>
-        <w:spacing w:after="40"/>
+        <w:pBdr>
+          <w:left w:val="double" w:sz="12" w:space="8" w:color="B45309"/>
+        </w:pBdr>
+        <w:spacing w:before="0" w:after="60"/>
       </w:pPr>
       <w:r>
         <w:rPr>
@@ -866,12 +1602,30 @@
           <w:color w:val="6B8E3F"/>
           <w:sz w:val="18"/>
         </w:rPr>
-        <w:t>S3 · 8:20–8:24 · LEAD: CONTENT PRESENTER</w:t>
+        <w:t xml:space="preserve">S3 · 8:20–8:24 · </w:t>
+      </w:r>
+      <w:r>
+        <w:rPr>
+          <w:b/>
+          <w:color w:val="B45309"/>
+          <w:sz w:val="18"/>
+        </w:rPr>
+        <w:t>LEAD: CONTENT PRESENTER</w:t>
+      </w:r>
+      <w:r>
+        <w:rPr>
+          <w:b/>
+          <w:color w:val="6B8E3F"/>
+          <w:sz w:val="18"/>
+        </w:rPr>
       </w:r>
     </w:p>
     <w:p>
       <w:pPr>
-        <w:ind w:left="216"/>
+        <w:pBdr>
+          <w:left w:val="double" w:sz="12" w:space="8" w:color="B45309"/>
+        </w:pBdr>
+        <w:spacing w:before="0" w:after="20"/>
       </w:pPr>
       <w:r>
         <w:rPr>
@@ -883,7 +1637,10 @@
     </w:p>
     <w:p>
       <w:pPr>
-        <w:ind w:left="216"/>
+        <w:pBdr>
+          <w:left w:val="double" w:sz="12" w:space="8" w:color="B45309"/>
+        </w:pBdr>
+        <w:spacing w:before="0" w:after="60"/>
       </w:pPr>
       <w:r>
         <w:t>1. Parent Co-Companion leads. One handout per family (H3.5).</w:t>
@@ -891,7 +1648,10 @@
     </w:p>
     <w:p>
       <w:pPr>
-        <w:ind w:left="216"/>
+        <w:pBdr>
+          <w:left w:val="double" w:sz="12" w:space="8" w:color="B45309"/>
+        </w:pBdr>
+        <w:spacing w:before="0" w:after="60"/>
       </w:pPr>
       <w:r>
         <w:t>2. The practice: parent and teen sit together twenty minutes this week — not the car, not the TV, phones away. Five minutes of footprints each way; listener asks one or two follow-ups, then one sentence: 'What I love about your footprints is...'</w:t>
@@ -899,7 +1659,10 @@
     </w:p>
     <w:p>
       <w:pPr>
-        <w:ind w:left="216"/>
+        <w:pBdr>
+          <w:left w:val="double" w:sz="12" w:space="8" w:color="B45309"/>
+        </w:pBdr>
+        <w:spacing w:before="0" w:after="60"/>
       </w:pPr>
       <w:r>
         <w:t>3. Two rules: the teen discloses only what they are ready to (their telling night is next week); the parent does not turn it into a lecture.</w:t>
@@ -908,8 +1671,21 @@
     <w:p>
       <w:pPr>
         <w:keepNext/>
-        <w:spacing w:before="160" w:after="20"/>
+        <w:pBdr>
+          <w:left w:val="double" w:sz="12" w:space="8" w:color="B45309"/>
+        </w:pBdr>
+        <w:shd w:val="clear" w:color="auto" w:fill="FCE9D6"/>
+        <w:spacing w:before="160" w:after="40"/>
       </w:pPr>
+      <w:r>
+        <w:rPr>
+          <w:rFonts w:ascii="Cambria" w:hAnsi="Cambria"/>
+          <w:b/>
+          <w:color w:val="B45309"/>
+          <w:sz w:val="30"/>
+        </w:rPr>
+        <w:t>48</w:t>
+      </w:r>
       <w:r>
         <w:rPr>
           <w:rFonts w:ascii="Cambria" w:hAnsi="Cambria"/>
@@ -917,13 +1693,32 @@
           <w:color w:val="2C5F2D"/>
           <w:sz w:val="24"/>
         </w:rPr>
-        <w:t>Slide 13 — The Take-Home Sheet — the Daily Rhythm</w:t>
+        <w:t xml:space="preserve">   The Take-Home Sheet — the Daily Rhythm</w:t>
+      </w:r>
+      <w:r>
+        <w:rPr>
+          <w:b/>
+          <w:color w:val="B45309"/>
+          <w:sz w:val="17"/>
+        </w:rPr>
+        <w:t xml:space="preserve">    CONTENT PRESENTER</w:t>
+      </w:r>
+      <w:r>
+        <w:rPr>
+          <w:b w:val="0"/>
+          <w:color w:val="7F7F7F"/>
+          <w:sz w:val="16"/>
+        </w:rPr>
+        <w:t xml:space="preserve">   · slide 13 of 16</w:t>
       </w:r>
     </w:p>
     <w:p>
       <w:pPr>
         <w:keepNext/>
-        <w:spacing w:after="40"/>
+        <w:pBdr>
+          <w:left w:val="double" w:sz="12" w:space="8" w:color="B45309"/>
+        </w:pBdr>
+        <w:spacing w:before="0" w:after="60"/>
       </w:pPr>
       <w:r>
         <w:rPr>
@@ -931,12 +1726,30 @@
           <w:color w:val="6B8E3F"/>
           <w:sz w:val="18"/>
         </w:rPr>
-        <w:t>S3 · COMMISSIONING · LEAD: CONTENT PRESENTER</w:t>
+        <w:t xml:space="preserve">S3 · COMMISSIONING · </w:t>
+      </w:r>
+      <w:r>
+        <w:rPr>
+          <w:b/>
+          <w:color w:val="B45309"/>
+          <w:sz w:val="18"/>
+        </w:rPr>
+        <w:t>LEAD: CONTENT PRESENTER</w:t>
+      </w:r>
+      <w:r>
+        <w:rPr>
+          <w:b/>
+          <w:color w:val="6B8E3F"/>
+          <w:sz w:val="18"/>
+        </w:rPr>
       </w:r>
     </w:p>
     <w:p>
       <w:pPr>
-        <w:ind w:left="216"/>
+        <w:pBdr>
+          <w:left w:val="double" w:sz="12" w:space="8" w:color="B45309"/>
+        </w:pBdr>
+        <w:spacing w:before="0" w:after="20"/>
       </w:pPr>
       <w:r>
         <w:rPr>
@@ -948,7 +1761,10 @@
     </w:p>
     <w:p>
       <w:pPr>
-        <w:ind w:left="216"/>
+        <w:pBdr>
+          <w:left w:val="double" w:sz="12" w:space="8" w:color="B45309"/>
+        </w:pBdr>
+        <w:spacing w:before="0" w:after="60"/>
       </w:pPr>
       <w:r>
         <w:t>1. The sheet on the screen is the sheet in their hands — walk it, don't read it.</w:t>
@@ -956,7 +1772,10 @@
     </w:p>
     <w:p>
       <w:pPr>
-        <w:ind w:left="216"/>
+        <w:pBdr>
+          <w:left w:val="double" w:sz="12" w:space="8" w:color="B45309"/>
+        </w:pBdr>
+        <w:spacing w:before="0" w:after="60"/>
       </w:pPr>
       <w:r>
         <w:t>2. The standing rhythm first: the morning question, the evening journal line — one box per day on the week-grids.</w:t>
@@ -964,7 +1783,10 @@
     </w:p>
     <w:p>
       <w:pPr>
-        <w:ind w:left="216"/>
+        <w:pBdr>
+          <w:left w:val="double" w:sz="12" w:space="8" w:color="B45309"/>
+        </w:pBdr>
+        <w:spacing w:before="0" w:after="60"/>
       </w:pPr>
       <w:r>
         <w:t>3. A missed box is never a failure — it is an invitation to return.</w:t>
@@ -972,24 +1794,40 @@
     </w:p>
     <w:p>
       <w:pPr>
-        <w:ind w:left="216"/>
+        <w:pBdr>
+          <w:left w:val="double" w:sz="12" w:space="8" w:color="B45309"/>
+        </w:pBdr>
+        <w:spacing w:before="0" w:after="60"/>
       </w:pPr>
       <w:r>
         <w:rPr>
           <w:b/>
           <w:color w:val="595959"/>
         </w:rPr>
-        <w:t>CUES:</w:t>
+        <w:t xml:space="preserve">CUES: </w:t>
       </w:r>
       <w:r>
-        <w:t xml:space="preserve"> The four parts are the next slide.</w:t>
+        <w:t>The four parts are the next slide.</w:t>
       </w:r>
     </w:p>
     <w:p>
       <w:pPr>
         <w:keepNext/>
-        <w:spacing w:before="160" w:after="20"/>
+        <w:pBdr>
+          <w:left w:val="double" w:sz="12" w:space="8" w:color="B45309"/>
+        </w:pBdr>
+        <w:shd w:val="clear" w:color="auto" w:fill="FCE9D6"/>
+        <w:spacing w:before="160" w:after="40"/>
       </w:pPr>
+      <w:r>
+        <w:rPr>
+          <w:rFonts w:ascii="Cambria" w:hAnsi="Cambria"/>
+          <w:b/>
+          <w:color w:val="B45309"/>
+          <w:sz w:val="30"/>
+        </w:rPr>
+        <w:t>49</w:t>
+      </w:r>
       <w:r>
         <w:rPr>
           <w:rFonts w:ascii="Cambria" w:hAnsi="Cambria"/>
@@ -997,13 +1835,32 @@
           <w:color w:val="2C5F2D"/>
           <w:sz w:val="24"/>
         </w:rPr>
-        <w:t>Slide 14 — The Take-Home Sheet — the Four Parts</w:t>
+        <w:t xml:space="preserve">   The Take-Home Sheet — the Four Parts</w:t>
+      </w:r>
+      <w:r>
+        <w:rPr>
+          <w:b/>
+          <w:color w:val="B45309"/>
+          <w:sz w:val="17"/>
+        </w:rPr>
+        <w:t xml:space="preserve">    CONTENT PRESENTER</w:t>
+      </w:r>
+      <w:r>
+        <w:rPr>
+          <w:b w:val="0"/>
+          <w:color w:val="7F7F7F"/>
+          <w:sz w:val="16"/>
+        </w:rPr>
+        <w:t xml:space="preserve">   · slide 14 of 16</w:t>
       </w:r>
     </w:p>
     <w:p>
       <w:pPr>
         <w:keepNext/>
-        <w:spacing w:after="40"/>
+        <w:pBdr>
+          <w:left w:val="double" w:sz="12" w:space="8" w:color="B45309"/>
+        </w:pBdr>
+        <w:spacing w:before="0" w:after="60"/>
       </w:pPr>
       <w:r>
         <w:rPr>
@@ -1011,12 +1868,30 @@
           <w:color w:val="6B8E3F"/>
           <w:sz w:val="18"/>
         </w:rPr>
-        <w:t>S3 · COMMISSIONING · LEAD: CONTENT PRESENTER</w:t>
+        <w:t xml:space="preserve">S3 · COMMISSIONING · </w:t>
+      </w:r>
+      <w:r>
+        <w:rPr>
+          <w:b/>
+          <w:color w:val="B45309"/>
+          <w:sz w:val="18"/>
+        </w:rPr>
+        <w:t>LEAD: CONTENT PRESENTER</w:t>
+      </w:r>
+      <w:r>
+        <w:rPr>
+          <w:b/>
+          <w:color w:val="6B8E3F"/>
+          <w:sz w:val="18"/>
+        </w:rPr>
       </w:r>
     </w:p>
     <w:p>
       <w:pPr>
-        <w:ind w:left="216"/>
+        <w:pBdr>
+          <w:left w:val="double" w:sz="12" w:space="8" w:color="B45309"/>
+        </w:pBdr>
+        <w:spacing w:before="0" w:after="20"/>
       </w:pPr>
       <w:r>
         <w:rPr>
@@ -1028,7 +1903,10 @@
     </w:p>
     <w:p>
       <w:pPr>
-        <w:ind w:left="216"/>
+        <w:pBdr>
+          <w:left w:val="double" w:sz="12" w:space="8" w:color="B45309"/>
+        </w:pBdr>
+        <w:spacing w:before="0" w:after="60"/>
       </w:pPr>
       <w:r>
         <w:t>1. The four parts, in order: the homework practice, week one; the end-of-week-one check-in; the homework practice, week two; one sentence of preparation.</w:t>
@@ -1036,7 +1914,10 @@
     </w:p>
     <w:p>
       <w:pPr>
-        <w:ind w:left="216"/>
+        <w:pBdr>
+          <w:left w:val="double" w:sz="12" w:space="8" w:color="B45309"/>
+        </w:pBdr>
+        <w:spacing w:before="0" w:after="60"/>
       </w:pPr>
       <w:r>
         <w:t>2. Check-in partners are named aloud before leaving this slide — the sheet has the line to write the name.</w:t>
@@ -1044,24 +1925,40 @@
     </w:p>
     <w:p>
       <w:pPr>
-        <w:ind w:left="216"/>
+        <w:pBdr>
+          <w:left w:val="double" w:sz="12" w:space="8" w:color="B45309"/>
+        </w:pBdr>
+        <w:spacing w:before="0" w:after="60"/>
       </w:pPr>
       <w:r>
         <w:rPr>
           <w:b/>
           <w:color w:val="595959"/>
         </w:rPr>
-        <w:t>GUARD:</w:t>
+        <w:t xml:space="preserve">GUARD: </w:t>
       </w:r>
       <w:r>
-        <w:t xml:space="preserve"> The sheet-walk, not a re-teach.</w:t>
+        <w:t>The sheet-walk, not a re-teach.</w:t>
       </w:r>
     </w:p>
     <w:p>
       <w:pPr>
         <w:keepNext/>
-        <w:spacing w:before="160" w:after="20"/>
+        <w:pBdr>
+          <w:left w:val="thickThinSmallGap" w:sz="24" w:space="8" w:color="6B3FA0"/>
+        </w:pBdr>
+        <w:shd w:val="clear" w:color="auto" w:fill="ECE3F5"/>
+        <w:spacing w:before="160" w:after="40"/>
       </w:pPr>
+      <w:r>
+        <w:rPr>
+          <w:rFonts w:ascii="Cambria" w:hAnsi="Cambria"/>
+          <w:b/>
+          <w:color w:val="6B3FA0"/>
+          <w:sz w:val="30"/>
+        </w:rPr>
+        <w:t>50</w:t>
+      </w:r>
       <w:r>
         <w:rPr>
           <w:rFonts w:ascii="Cambria" w:hAnsi="Cambria"/>
@@ -1069,13 +1966,32 @@
           <w:color w:val="2C5F2D"/>
           <w:sz w:val="24"/>
         </w:rPr>
-        <w:t>Slide 15 — The Leader Feedback Round</w:t>
+        <w:t xml:space="preserve">   The Leader Feedback Round</w:t>
+      </w:r>
+      <w:r>
+        <w:rPr>
+          <w:b/>
+          <w:color w:val="6B3FA0"/>
+          <w:sz w:val="17"/>
+        </w:rPr>
+        <w:t xml:space="preserve">    BOTH LEADERS</w:t>
+      </w:r>
+      <w:r>
+        <w:rPr>
+          <w:b w:val="0"/>
+          <w:color w:val="7F7F7F"/>
+          <w:sz w:val="16"/>
+        </w:rPr>
+        <w:t xml:space="preserve">   · slide 15 of 16</w:t>
       </w:r>
     </w:p>
     <w:p>
       <w:pPr>
         <w:keepNext/>
-        <w:spacing w:after="40"/>
+        <w:pBdr>
+          <w:left w:val="thickThinSmallGap" w:sz="24" w:space="8" w:color="6B3FA0"/>
+        </w:pBdr>
+        <w:spacing w:before="0" w:after="60"/>
       </w:pPr>
       <w:r>
         <w:rPr>
@@ -1083,12 +1999,30 @@
           <w:color w:val="6B8E3F"/>
           <w:sz w:val="18"/>
         </w:rPr>
-        <w:t>S3 · 8:24–8:28 · LEAD: BOTH LEADERS</w:t>
+        <w:t xml:space="preserve">S3 · 8:24–8:28 · </w:t>
+      </w:r>
+      <w:r>
+        <w:rPr>
+          <w:b/>
+          <w:color w:val="6B3FA0"/>
+          <w:sz w:val="18"/>
+        </w:rPr>
+        <w:t>LEAD: BOTH LEADERS</w:t>
+      </w:r>
+      <w:r>
+        <w:rPr>
+          <w:b/>
+          <w:color w:val="6B8E3F"/>
+          <w:sz w:val="18"/>
+        </w:rPr>
       </w:r>
     </w:p>
     <w:p>
       <w:pPr>
-        <w:ind w:left="216"/>
+        <w:pBdr>
+          <w:left w:val="thickThinSmallGap" w:sz="24" w:space="8" w:color="6B3FA0"/>
+        </w:pBdr>
+        <w:spacing w:before="0" w:after="20"/>
       </w:pPr>
       <w:r>
         <w:rPr>
@@ -1100,7 +2034,10 @@
     </w:p>
     <w:p>
       <w:pPr>
-        <w:ind w:left="216"/>
+        <w:pBdr>
+          <w:left w:val="thickThinSmallGap" w:sz="24" w:space="8" w:color="6B3FA0"/>
+        </w:pBdr>
+        <w:spacing w:before="0" w:after="60"/>
       </w:pPr>
       <w:r>
         <w:t>1. Your three things first: went well; do differently; what I'd tell someone teaching today's process.</w:t>
@@ -1108,7 +2045,10 @@
     </w:p>
     <w:p>
       <w:pPr>
-        <w:ind w:left="216"/>
+        <w:pBdr>
+          <w:left w:val="thickThinSmallGap" w:sz="24" w:space="8" w:color="6B3FA0"/>
+        </w:pBdr>
+        <w:spacing w:before="0" w:after="60"/>
       </w:pPr>
       <w:r>
         <w:t>2. Then the room's two questions; two or three voices is plenty.</w:t>
@@ -1116,7 +2056,10 @@
     </w:p>
     <w:p>
       <w:pPr>
-        <w:ind w:left="216"/>
+        <w:pBdr>
+          <w:left w:val="thickThinSmallGap" w:sz="24" w:space="8" w:color="6B3FA0"/>
+        </w:pBdr>
+        <w:spacing w:before="0" w:after="60"/>
       </w:pPr>
       <w:r>
         <w:t>3. Receive without defending — 'thank you' is the whole response.</w:t>
@@ -1124,24 +2067,40 @@
     </w:p>
     <w:p>
       <w:pPr>
-        <w:ind w:left="216"/>
+        <w:pBdr>
+          <w:left w:val="thickThinSmallGap" w:sz="24" w:space="8" w:color="6B3FA0"/>
+        </w:pBdr>
+        <w:spacing w:before="0" w:after="60"/>
       </w:pPr>
       <w:r>
         <w:rPr>
           <w:b/>
           <w:color w:val="595959"/>
         </w:rPr>
-        <w:t>CUES:</w:t>
+        <w:t xml:space="preserve">CUES: </w:t>
       </w:r>
       <w:r>
-        <w:t xml:space="preserve"> May be dropped if the room's energy needs something else; twice running goes to the team debrief.</w:t>
+        <w:t>May be dropped if the room's energy needs something else; twice running goes to the team debrief.</w:t>
       </w:r>
     </w:p>
     <w:p>
       <w:pPr>
         <w:keepNext/>
-        <w:spacing w:before="160" w:after="20"/>
+        <w:pBdr>
+          <w:left w:val="single" w:sz="24" w:space="8" w:color="1F4E79"/>
+        </w:pBdr>
+        <w:shd w:val="clear" w:color="auto" w:fill="DEEAF6"/>
+        <w:spacing w:before="160" w:after="40"/>
       </w:pPr>
+      <w:r>
+        <w:rPr>
+          <w:rFonts w:ascii="Cambria" w:hAnsi="Cambria"/>
+          <w:b/>
+          <w:color w:val="1F4E79"/>
+          <w:sz w:val="30"/>
+        </w:rPr>
+        <w:t>51</w:t>
+      </w:r>
       <w:r>
         <w:rPr>
           <w:rFonts w:ascii="Cambria" w:hAnsi="Cambria"/>
@@ -1149,13 +2108,32 @@
           <w:color w:val="2C5F2D"/>
           <w:sz w:val="24"/>
         </w:rPr>
-        <w:t>Slide 16 — Closing the Container + Aaronic Blessing</w:t>
+        <w:t xml:space="preserve">   Closing the Container + Aaronic Blessing</w:t>
+      </w:r>
+      <w:r>
+        <w:rPr>
+          <w:b/>
+          <w:color w:val="1F4E79"/>
+          <w:sz w:val="17"/>
+        </w:rPr>
+        <w:t xml:space="preserve">    CONTAINER HOLDER</w:t>
+      </w:r>
+      <w:r>
+        <w:rPr>
+          <w:b w:val="0"/>
+          <w:color w:val="7F7F7F"/>
+          <w:sz w:val="16"/>
+        </w:rPr>
+        <w:t xml:space="preserve">   · slide 16 of 16</w:t>
       </w:r>
     </w:p>
     <w:p>
       <w:pPr>
         <w:keepNext/>
-        <w:spacing w:after="40"/>
+        <w:pBdr>
+          <w:left w:val="single" w:sz="24" w:space="8" w:color="1F4E79"/>
+        </w:pBdr>
+        <w:spacing w:before="0" w:after="60"/>
       </w:pPr>
       <w:r>
         <w:rPr>
@@ -1163,12 +2141,30 @@
           <w:color w:val="6B8E3F"/>
           <w:sz w:val="18"/>
         </w:rPr>
-        <w:t>S3 · 8:28–8:30 · LEAD: CONTAINER HOLDER</w:t>
+        <w:t xml:space="preserve">S3 · 8:28–8:30 · </w:t>
+      </w:r>
+      <w:r>
+        <w:rPr>
+          <w:b/>
+          <w:color w:val="1F4E79"/>
+          <w:sz w:val="18"/>
+        </w:rPr>
+        <w:t>LEAD: CONTAINER HOLDER</w:t>
+      </w:r>
+      <w:r>
+        <w:rPr>
+          <w:b/>
+          <w:color w:val="6B8E3F"/>
+          <w:sz w:val="18"/>
+        </w:rPr>
       </w:r>
     </w:p>
     <w:p>
       <w:pPr>
-        <w:ind w:left="216"/>
+        <w:pBdr>
+          <w:left w:val="single" w:sz="24" w:space="8" w:color="1F4E79"/>
+        </w:pBdr>
+        <w:spacing w:before="0" w:after="20"/>
       </w:pPr>
       <w:r>
         <w:rPr>
@@ -1180,7 +2176,10 @@
     </w:p>
     <w:p>
       <w:pPr>
-        <w:ind w:left="216"/>
+        <w:pBdr>
+          <w:left w:val="single" w:sz="24" w:space="8" w:color="1F4E79"/>
+        </w:pBdr>
+        <w:spacing w:before="0" w:after="60"/>
       </w:pPr>
       <w:r>
         <w:t>1. Restate the container hard: your own story goes home with you; nobody else's does — not to a sibling, a friend, or a spouse not in this room.</w:t>
@@ -1188,7 +2187,10 @@
     </w:p>
     <w:p>
       <w:pPr>
-        <w:ind w:left="216"/>
+        <w:pBdr>
+          <w:left w:val="single" w:sz="24" w:space="8" w:color="1F4E79"/>
+        </w:pBdr>
+        <w:spacing w:before="0" w:after="60"/>
       </w:pPr>
       <w:r>
         <w:t>2. Name the help: reach out if today sits heavy — email, text, knock; the Crisis Quick-Reference Card is real and someone is there.</w:t>
@@ -1196,7 +2198,10 @@
     </w:p>
     <w:p>
       <w:pPr>
-        <w:ind w:left="216"/>
+        <w:pBdr>
+          <w:left w:val="single" w:sz="24" w:space="8" w:color="1F4E79"/>
+        </w:pBdr>
+        <w:spacing w:before="0" w:after="60"/>
       </w:pPr>
       <w:r>
         <w:t>3. Aaronic blessing. 'Go gently this week.'</w:t>
@@ -1204,22 +2209,25 @@
     </w:p>
     <w:p>
       <w:pPr>
-        <w:ind w:left="216"/>
+        <w:pBdr>
+          <w:left w:val="single" w:sz="24" w:space="8" w:color="1F4E79"/>
+        </w:pBdr>
+        <w:spacing w:before="0" w:after="60"/>
       </w:pPr>
       <w:r>
         <w:rPr>
           <w:b/>
           <w:color w:val="595959"/>
         </w:rPr>
-        <w:t>CUES:</w:t>
+        <w:t xml:space="preserve">CUES: </w:t>
       </w:r>
       <w:r>
-        <w:t xml:space="preserve"> Do not pack up — stay accessible ten minutes; the work after the closing is sometimes the work.</w:t>
+        <w:t>Do not pack up — stay accessible ten minutes; the work after the closing is sometimes the work.</w:t>
       </w:r>
     </w:p>
     <w:p>
       <w:pPr>
-        <w:spacing w:before="200"/>
+        <w:spacing w:before="200" w:after="0"/>
         <w:jc w:val="center"/>
       </w:pPr>
       <w:r>

--- a/_implementation-notes/evening-series/FotH Evening Session 3 Leader Notes DRAFT v1.docx
+++ b/_implementation-notes/evening-series/FotH Evening Session 3 Leader Notes DRAFT v1.docx
@@ -26,6 +26,26 @@
           <w:sz w:val="18"/>
         </w:rPr>
         <w:t>FotH Evening · the speaker notes, in hand — so the leading pair reads the room, not the screen. The big number on each block is the number in the corner of the screen; the colour is whose block it is. Built from the deck's own notes, so the two always agree.</w:t>
+      </w:r>
+    </w:p>
+    <w:p>
+      <w:pPr>
+        <w:spacing w:before="0" w:after="80"/>
+      </w:pPr>
+      <w:r>
+        <w:rPr>
+          <w:b/>
+          <w:color w:val="2C5F2D"/>
+          <w:sz w:val="18"/>
+        </w:rPr>
+        <w:t xml:space="preserve">Reading the numbers. </w:t>
+      </w:r>
+      <w:r>
+        <w:rPr>
+          <w:color w:val="595959"/>
+          <w:sz w:val="18"/>
+        </w:rPr>
+        <w:t>Match the big number on each block to the number in the bottom-right corner of the screen. This session is 37–51 in the series' one continuous numbering. The first slide, the series title, is “Title” here.</w:t>
       </w:r>
     </w:p>
     <w:p>

--- a/_implementation-notes/evening-series/FotH Evening Session 3 Leader Notes DRAFT v1.docx
+++ b/_implementation-notes/evening-series/FotH Evening Session 3 Leader Notes DRAFT v1.docx
@@ -2247,6 +2247,24 @@
     </w:p>
     <w:p>
       <w:pPr>
+        <w:pBdr>
+          <w:left w:val="single" w:sz="24" w:space="8" w:color="1F4E79"/>
+        </w:pBdr>
+        <w:spacing w:before="0" w:after="60"/>
+      </w:pPr>
+      <w:r>
+        <w:rPr>
+          <w:b/>
+          <w:color w:val="595959"/>
+        </w:rPr>
+        <w:t xml:space="preserve">BLESSINGS: </w:t>
+      </w:r>
+      <w:r>
+        <w:t>eyes on the person, not the screen — nothing to read; say what is on your heart for them, specific and short.</w:t>
+      </w:r>
+    </w:p>
+    <w:p>
+      <w:pPr>
         <w:spacing w:before="200" w:after="0"/>
         <w:jc w:val="center"/>
       </w:pPr>
